--- a/docs/review/CLINICAL_REVIEW.docx
+++ b/docs/review/CLINICAL_REVIEW.docx
@@ -101,7 +101,7 @@
         <w:t xml:space="preserve"> </w:t>
       </w:r>
       <w:r>
-        <w:t xml:space="preserve">Dr. Oluba O. Amos, Pharmacist (</w:t>
+        <w:t xml:space="preserve">Dr. Oluba O. Amos, PharmD (</w:t>
       </w:r>
       <w:hyperlink r:id="rId9">
         <w:r>
